--- a/curriculos/Curriculo 015-02/microcurriculos/I SEMESTRE/0150114_Comunicacion_Social_I.docx
+++ b/curriculos/Curriculo 015-02/microcurriculos/I SEMESTRE/0150114_Comunicacion_Social_I.docx
@@ -1994,21 +1994,18 @@
               <w:t>SOSA, German. Cómo hablar en público. Editorial Planeta.</w:t>
             </w:r>
           </w:p>
-          <w:p>
-            <w:pPr>
-              <w:pStyle w:val="Prrafodelista"/>
-              <w:ind w:leftChars="0" w:firstLineChars="0" w:firstLine="0"/>
-              <w:jc w:val="both"/>
-              <w:rPr>
-                <w:sz w:val="22"/>
-                <w:szCs w:val="22"/>
-              </w:rPr>
-            </w:pPr>
-          </w:p>
         </w:tc>
       </w:tr>
     </w:tbl>
-    <w:p/>
+    <w:p>
+      <w:pPr>
+        <w:spacing w:before="0" w:after="0" w:line="20" w:lineRule="exact"/>
+        <w:rPr>
+          <w:sz w:val="2"/>
+          <w:szCs w:val="2"/>
+        </w:rPr>
+      </w:pPr>
+    </w:p>
     <w:sectPr>
       <w:headerReference w:type="default" r:id="rId8"/>
       <w:pgSz w:w="11900" w:h="16840"/>
